--- a/reports/10100AA158007 Dataset Report.docx
+++ b/reports/10100AA158007 Dataset Report.docx
@@ -1800,6 +1800,14 @@
               </w:rPr>
               <w:t>10100AA158007</w:t>
             </w:r>
+            <w:r>
+              <w:rPr>
+                <w:rFonts w:ascii="Calibri" w:eastAsia="Times New Roman" w:hAnsi="Calibri" w:cs="Calibri"/>
+                <w:sz w:val="20"/>
+                <w:szCs w:val="20"/>
+              </w:rPr>
+              <w:t xml:space="preserve"> Update: 1</w:t>
+            </w:r>
           </w:p>
         </w:tc>
         <w:tc>
@@ -1868,7 +1876,7 @@
                 <w:sz w:val="20"/>
                 <w:szCs w:val="20"/>
               </w:rPr>
-              <w:t>100_0030</w:t>
+              <w:t>101_2017</w:t>
             </w:r>
           </w:p>
         </w:tc>
@@ -2805,7 +2813,12 @@
               </w:rPr>
             </w:pPr>
             <w:r>
-              <w:t>100_0030</w:t>
+              <w:rPr>
+                <w:rFonts w:ascii="Calibri" w:eastAsia="Times New Roman" w:hAnsi="Calibri" w:cs="Calibri"/>
+                <w:sz w:val="20"/>
+                <w:szCs w:val="20"/>
+              </w:rPr>
+              <w:t>101_2017</w:t>
             </w:r>
             <w:r>
               <w:rPr>
@@ -3041,6 +3054,22 @@
               </w:rPr>
               <w:t>10100AA158007</w:t>
             </w:r>
+            <w:r>
+              <w:rPr>
+                <w:rFonts w:ascii="Calibri" w:eastAsia="Times New Roman" w:hAnsi="Calibri" w:cs="Calibri"/>
+                <w:sz w:val="20"/>
+                <w:szCs w:val="20"/>
+              </w:rPr>
+              <w:t xml:space="preserve"> </w:t>
+            </w:r>
+            <w:r>
+              <w:rPr>
+                <w:rFonts w:ascii="Calibri" w:eastAsia="Times New Roman" w:hAnsi="Calibri" w:cs="Calibri"/>
+                <w:sz w:val="20"/>
+                <w:szCs w:val="20"/>
+              </w:rPr>
+              <w:t>Update: 1</w:t>
+            </w:r>
           </w:p>
         </w:tc>
         <w:tc>
@@ -3109,7 +3138,15 @@
                 <w:sz w:val="20"/>
                 <w:szCs w:val="20"/>
               </w:rPr>
-              <w:t>100_0030</w:t>
+              <w:t>100_</w:t>
+            </w:r>
+            <w:r>
+              <w:rPr>
+                <w:rFonts w:ascii="Calibri" w:eastAsia="Times New Roman" w:hAnsi="Calibri" w:cs="Calibri"/>
+                <w:sz w:val="20"/>
+                <w:szCs w:val="20"/>
+              </w:rPr>
+              <w:t>2018</w:t>
             </w:r>
           </w:p>
         </w:tc>
@@ -3404,8 +3441,6 @@
               </w:rPr>
               <w:t>Remove FOID subfield</w:t>
             </w:r>
-            <w:bookmarkStart w:id="0" w:name="_GoBack"/>
-            <w:bookmarkEnd w:id="0"/>
           </w:p>
         </w:tc>
         <w:tc>
@@ -4048,7 +4083,15 @@
               </w:rPr>
             </w:pPr>
             <w:r>
-              <w:t>100_0030</w:t>
+              <w:t>100_</w:t>
+            </w:r>
+            <w:r>
+              <w:rPr>
+                <w:rFonts w:ascii="Calibri" w:eastAsia="Times New Roman" w:hAnsi="Calibri" w:cs="Calibri"/>
+                <w:sz w:val="20"/>
+                <w:szCs w:val="20"/>
+              </w:rPr>
+              <w:t>2018</w:t>
             </w:r>
             <w:r>
               <w:rPr>
@@ -4187,6 +4230,8 @@
           <w:lang w:val="da-DK"/>
         </w:rPr>
       </w:pPr>
+      <w:bookmarkStart w:id="0" w:name="_GoBack"/>
+      <w:bookmarkEnd w:id="0"/>
     </w:p>
     <w:sectPr>
       <w:pgSz w:w="12240" w:h="15840"/>
@@ -6438,7 +6483,7 @@
 </file>
 
 <file path=customXml/itemProps1.xml><?xml version="1.0" encoding="utf-8"?>
-<ds:datastoreItem xmlns:ds="http://schemas.openxmlformats.org/officeDocument/2006/customXml" ds:itemID="{7E0B5683-83C3-424B-8BBB-2ED484EEABD1}">
+<ds:datastoreItem xmlns:ds="http://schemas.openxmlformats.org/officeDocument/2006/customXml" ds:itemID="{9358B88B-7839-4C02-AAA7-8F785109006D}">
   <ds:schemaRefs>
     <ds:schemaRef ds:uri="http://schemas.openxmlformats.org/officeDocument/2006/bibliography"/>
   </ds:schemaRefs>
